--- a/Brukerguide_Bedriftsportalen_OSH.docx
+++ b/Brukerguide_Bedriftsportalen_OSH.docx
@@ -289,14 +289,15 @@
       <w:pPr>
         <w:spacing w:after="80"/>
         <w:rPr>
-          <w:lang w:val="nb-NO"/>
-        </w:rPr>
-      </w:pPr>
-      <w:r>
-        <w:rPr>
           <w:b/>
           <w:lang w:val="nb-NO"/>
         </w:rPr>
+      </w:pPr>
+      <w:r>
+        <w:rPr>
+          <w:b/>
+          <w:lang w:val="nb-NO"/>
+        </w:rPr>
         <w:t>7. ROI – mål effekten</w:t>
       </w:r>
     </w:p>
@@ -304,15 +305,53 @@
       <w:pPr>
         <w:spacing w:after="80"/>
         <w:rPr>
-          <w:lang w:val="nb-NO"/>
-        </w:rPr>
-      </w:pPr>
-      <w:r>
-        <w:rPr>
           <w:b/>
           <w:lang w:val="nb-NO"/>
         </w:rPr>
-        <w:t>8. Ofte stilte spørsmål</w:t>
+      </w:pPr>
+      <w:r>
+        <w:rPr>
+          <w:b/>
+          <w:lang w:val="nb-NO"/>
+        </w:rPr>
+        <w:t>8. Publisere jobber</w:t>
+      </w:r>
+    </w:p>
+    <w:p>
+      <w:pPr>
+        <w:spacing w:after="80"/>
+        <w:rPr>
+          <w:lang w:val="nb-NO"/>
+        </w:rPr>
+      </w:pPr>
+      <w:r>
+        <w:rPr>
+          <w:b/>
+          <w:lang w:val="nb-NO"/>
+        </w:rPr>
+        <w:t>9. Publisere bachelor- eller masteroppgaver</w:t>
+      </w:r>
+    </w:p>
+    <w:p>
+      <w:pPr>
+        <w:spacing w:after="80"/>
+        <w:rPr>
+          <w:lang w:val="nb-NO"/>
+        </w:rPr>
+      </w:pPr>
+      <w:r>
+        <w:rPr>
+          <w:b/>
+          <w:lang w:val="nb-NO"/>
+        </w:rPr>
+        <w:t>10</w:t>
+      </w:r>
+      <w:r>
+        <w:rPr>
+          <w:b/>
+          <w:lang w:val="nb-NO"/>
+        </w:rPr>
+        <w:t>. Ofte stilte spørsmål</w:t>
       </w:r>
     </w:p>
     <w:p>
@@ -1680,44 +1719,175 @@
     </w:p>
     <w:p>
       <w:pPr>
-        <w:rPr>
-          <w:lang w:val="nb-NO"/>
-        </w:rPr>
-      </w:pPr>
-    </w:p>
-    <w:p>
-      <w:pPr>
-        <w:rPr>
-          <w:lang w:val="nb-NO"/>
-        </w:rPr>
-      </w:pPr>
-    </w:p>
-    <w:p>
-      <w:pPr>
-        <w:rPr>
-          <w:lang w:val="nb-NO"/>
-        </w:rPr>
-      </w:pPr>
-    </w:p>
-    <w:p>
-      <w:pPr>
-        <w:rPr>
-          <w:lang w:val="nb-NO"/>
-        </w:rPr>
-      </w:pPr>
-    </w:p>
-    <w:p>
-      <w:pPr>
         <w:pStyle w:val="Heading2"/>
         <w:rPr>
           <w:lang w:val="nb-NO"/>
         </w:rPr>
       </w:pPr>
+    </w:p>
+    <w:p>
+      <w:pPr>
+        <w:rPr>
+          <w:lang w:val="nb-NO"/>
+        </w:rPr>
+      </w:pPr>
+    </w:p>
+    <w:p>
+      <w:pPr>
+        <w:rPr>
+          <w:lang w:val="nb-NO"/>
+        </w:rPr>
+      </w:pPr>
+    </w:p>
+    <w:p>
+      <w:pPr>
+        <w:rPr>
+          <w:lang w:val="nb-NO"/>
+        </w:rPr>
+      </w:pPr>
+    </w:p>
+    <w:p>
+      <w:pPr>
+        <w:pStyle w:val="Heading2"/>
+        <w:rPr>
+          <w:lang w:val="nb-NO"/>
+        </w:rPr>
+      </w:pPr>
       <w:r>
         <w:rPr>
           <w:lang w:val="nb-NO"/>
         </w:rPr>
         <w:lastRenderedPageBreak/>
+        <w:t>Opplastning av logo</w:t>
+      </w:r>
+    </w:p>
+    <w:p>
+      <w:pPr>
+        <w:rPr>
+          <w:lang w:val="nb-NO"/>
+        </w:rPr>
+      </w:pPr>
+      <w:r>
+        <w:rPr>
+          <w:lang w:val="nb-NO"/>
+        </w:rPr>
+        <w:t xml:space="preserve">Du kan enkelt endre eller legge til logo rett i </w:t>
+      </w:r>
+      <w:proofErr w:type="spellStart"/>
+      <w:r>
+        <w:rPr>
+          <w:lang w:val="nb-NO"/>
+        </w:rPr>
+        <w:t>dashboardet</w:t>
+      </w:r>
+      <w:proofErr w:type="spellEnd"/>
+      <w:r>
+        <w:rPr>
+          <w:lang w:val="nb-NO"/>
+        </w:rPr>
+        <w:t xml:space="preserve">. </w:t>
+      </w:r>
+    </w:p>
+    <w:p>
+      <w:pPr>
+        <w:rPr>
+          <w:lang w:val="nb-NO"/>
+        </w:rPr>
+      </w:pPr>
+      <w:r>
+        <w:rPr>
+          <w:lang w:val="nb-NO"/>
+        </w:rPr>
+        <w:drawing>
+          <wp:inline distT="0" distB="0" distL="0" distR="0" wp14:anchorId="459E8B30" wp14:editId="382C09A7">
+            <wp:extent cx="6332220" cy="2934335"/>
+            <wp:effectExtent l="0" t="0" r="5080" b="0"/>
+            <wp:docPr id="849257312" name="Picture 1"/>
+            <wp:cNvGraphicFramePr>
+              <a:graphicFrameLocks xmlns:a="http://schemas.openxmlformats.org/drawingml/2006/main" noChangeAspect="1"/>
+            </wp:cNvGraphicFramePr>
+            <a:graphic xmlns:a="http://schemas.openxmlformats.org/drawingml/2006/main">
+              <a:graphicData uri="http://schemas.openxmlformats.org/drawingml/2006/picture">
+                <pic:pic xmlns:pic="http://schemas.openxmlformats.org/drawingml/2006/picture">
+                  <pic:nvPicPr>
+                    <pic:cNvPr id="849257312" name=""/>
+                    <pic:cNvPicPr/>
+                  </pic:nvPicPr>
+                  <pic:blipFill>
+                    <a:blip r:embed="rId10"/>
+                    <a:stretch>
+                      <a:fillRect/>
+                    </a:stretch>
+                  </pic:blipFill>
+                  <pic:spPr>
+                    <a:xfrm>
+                      <a:off x="0" y="0"/>
+                      <a:ext cx="6332220" cy="2934335"/>
+                    </a:xfrm>
+                    <a:prstGeom prst="rect">
+                      <a:avLst/>
+                    </a:prstGeom>
+                  </pic:spPr>
+                </pic:pic>
+              </a:graphicData>
+            </a:graphic>
+          </wp:inline>
+        </w:drawing>
+      </w:r>
+    </w:p>
+    <w:p>
+      <w:pPr>
+        <w:rPr>
+          <w:lang w:val="nb-NO"/>
+        </w:rPr>
+      </w:pPr>
+    </w:p>
+    <w:p>
+      <w:pPr>
+        <w:rPr>
+          <w:lang w:val="nb-NO"/>
+        </w:rPr>
+      </w:pPr>
+    </w:p>
+    <w:p>
+      <w:pPr>
+        <w:rPr>
+          <w:lang w:val="nb-NO"/>
+        </w:rPr>
+      </w:pPr>
+    </w:p>
+    <w:p>
+      <w:pPr>
+        <w:rPr>
+          <w:lang w:val="nb-NO"/>
+        </w:rPr>
+      </w:pPr>
+    </w:p>
+    <w:p>
+      <w:pPr>
+        <w:rPr>
+          <w:lang w:val="nb-NO"/>
+        </w:rPr>
+      </w:pPr>
+    </w:p>
+    <w:p>
+      <w:pPr>
+        <w:rPr>
+          <w:lang w:val="nb-NO"/>
+        </w:rPr>
+      </w:pPr>
+    </w:p>
+    <w:p>
+      <w:pPr>
+        <w:pStyle w:val="Heading2"/>
+        <w:rPr>
+          <w:lang w:val="nb-NO"/>
+        </w:rPr>
+      </w:pPr>
+      <w:r>
+        <w:rPr>
+          <w:lang w:val="nb-NO"/>
+        </w:rPr>
         <w:t>Hva skjer nå?</w:t>
       </w:r>
     </w:p>
@@ -1941,7 +2111,7 @@
                     <pic:cNvPicPr/>
                   </pic:nvPicPr>
                   <pic:blipFill>
-                    <a:blip r:embed="rId10"/>
+                    <a:blip r:embed="rId11"/>
                     <a:stretch>
                       <a:fillRect/>
                     </a:stretch>
@@ -2366,7 +2536,7 @@
                     <pic:cNvPicPr/>
                   </pic:nvPicPr>
                   <pic:blipFill>
-                    <a:blip r:embed="rId11"/>
+                    <a:blip r:embed="rId12"/>
                     <a:stretch>
                       <a:fillRect/>
                     </a:stretch>
@@ -2602,7 +2772,7 @@
                     <pic:cNvPicPr/>
                   </pic:nvPicPr>
                   <pic:blipFill>
-                    <a:blip r:embed="rId12"/>
+                    <a:blip r:embed="rId13"/>
                     <a:stretch>
                       <a:fillRect/>
                     </a:stretch>
@@ -2860,7 +3030,7 @@
                     <pic:cNvPicPr/>
                   </pic:nvPicPr>
                   <pic:blipFill>
-                    <a:blip r:embed="rId13"/>
+                    <a:blip r:embed="rId14"/>
                     <a:stretch>
                       <a:fillRect/>
                     </a:stretch>
@@ -3363,7 +3533,7 @@
                     <pic:cNvPicPr/>
                   </pic:nvPicPr>
                   <pic:blipFill>
-                    <a:blip r:embed="rId14"/>
+                    <a:blip r:embed="rId15"/>
                     <a:stretch>
                       <a:fillRect/>
                     </a:stretch>
@@ -3869,7 +4039,7 @@
                     <pic:cNvPicPr/>
                   </pic:nvPicPr>
                   <pic:blipFill>
-                    <a:blip r:embed="rId15"/>
+                    <a:blip r:embed="rId16"/>
                     <a:stretch>
                       <a:fillRect/>
                     </a:stretch>
@@ -4262,7 +4432,319 @@
           <w:lang w:val="nb-NO"/>
         </w:rPr>
         <w:lastRenderedPageBreak/>
-        <w:t>8. Ofte stilte spørsmål</w:t>
+        <w:t>8</w:t>
+      </w:r>
+      <w:r>
+        <w:rPr>
+          <w:lang w:val="nb-NO"/>
+        </w:rPr>
+        <w:t xml:space="preserve">. </w:t>
+      </w:r>
+      <w:proofErr w:type="spellStart"/>
+      <w:r>
+        <w:rPr>
+          <w:lang w:val="nb-NO"/>
+        </w:rPr>
+        <w:t>Publish</w:t>
+      </w:r>
+      <w:proofErr w:type="spellEnd"/>
+      <w:r>
+        <w:rPr>
+          <w:lang w:val="nb-NO"/>
+        </w:rPr>
+        <w:t xml:space="preserve"> </w:t>
+      </w:r>
+      <w:proofErr w:type="spellStart"/>
+      <w:r>
+        <w:rPr>
+          <w:lang w:val="nb-NO"/>
+        </w:rPr>
+        <w:t>jobs</w:t>
+      </w:r>
+      <w:proofErr w:type="spellEnd"/>
+    </w:p>
+    <w:p>
+      <w:pPr>
+        <w:rPr>
+          <w:lang w:val="nb-NO"/>
+        </w:rPr>
+      </w:pPr>
+      <w:r>
+        <w:rPr>
+          <w:lang w:val="nb-NO"/>
+        </w:rPr>
+        <w:t xml:space="preserve">På sidebar finnes </w:t>
+      </w:r>
+      <w:proofErr w:type="spellStart"/>
+      <w:r>
+        <w:rPr>
+          <w:lang w:val="nb-NO"/>
+        </w:rPr>
+        <w:t>publish</w:t>
+      </w:r>
+      <w:proofErr w:type="spellEnd"/>
+      <w:r>
+        <w:rPr>
+          <w:lang w:val="nb-NO"/>
+        </w:rPr>
+        <w:t xml:space="preserve"> </w:t>
+      </w:r>
+      <w:proofErr w:type="spellStart"/>
+      <w:r>
+        <w:rPr>
+          <w:lang w:val="nb-NO"/>
+        </w:rPr>
+        <w:t>jobs</w:t>
+      </w:r>
+      <w:proofErr w:type="spellEnd"/>
+      <w:r>
+        <w:rPr>
+          <w:lang w:val="nb-NO"/>
+        </w:rPr>
+        <w:t xml:space="preserve">. </w:t>
+      </w:r>
+    </w:p>
+    <w:p>
+      <w:pPr>
+        <w:rPr>
+          <w:lang w:val="nb-NO"/>
+        </w:rPr>
+      </w:pPr>
+      <w:r>
+        <w:rPr>
+          <w:lang w:val="nb-NO"/>
+        </w:rPr>
+        <w:t xml:space="preserve">Dette følger med i pakkene: Gull og Platinum, men kan kjøpes som tillegg for Standard og Sølv. </w:t>
+      </w:r>
+    </w:p>
+    <w:p>
+      <w:pPr>
+        <w:rPr>
+          <w:lang w:val="nb-NO"/>
+        </w:rPr>
+      </w:pPr>
+      <w:r>
+        <w:rPr>
+          <w:lang w:val="nb-NO"/>
+        </w:rPr>
+        <w:drawing>
+          <wp:inline distT="0" distB="0" distL="0" distR="0" wp14:anchorId="61C9EF80" wp14:editId="29E8F44B">
+            <wp:extent cx="6332220" cy="2950210"/>
+            <wp:effectExtent l="0" t="0" r="5080" b="0"/>
+            <wp:docPr id="1084932736" name="Picture 1"/>
+            <wp:cNvGraphicFramePr>
+              <a:graphicFrameLocks xmlns:a="http://schemas.openxmlformats.org/drawingml/2006/main" noChangeAspect="1"/>
+            </wp:cNvGraphicFramePr>
+            <a:graphic xmlns:a="http://schemas.openxmlformats.org/drawingml/2006/main">
+              <a:graphicData uri="http://schemas.openxmlformats.org/drawingml/2006/picture">
+                <pic:pic xmlns:pic="http://schemas.openxmlformats.org/drawingml/2006/picture">
+                  <pic:nvPicPr>
+                    <pic:cNvPr id="1084932736" name=""/>
+                    <pic:cNvPicPr/>
+                  </pic:nvPicPr>
+                  <pic:blipFill>
+                    <a:blip r:embed="rId17"/>
+                    <a:stretch>
+                      <a:fillRect/>
+                    </a:stretch>
+                  </pic:blipFill>
+                  <pic:spPr>
+                    <a:xfrm>
+                      <a:off x="0" y="0"/>
+                      <a:ext cx="6332220" cy="2950210"/>
+                    </a:xfrm>
+                    <a:prstGeom prst="rect">
+                      <a:avLst/>
+                    </a:prstGeom>
+                  </pic:spPr>
+                </pic:pic>
+              </a:graphicData>
+            </a:graphic>
+          </wp:inline>
+        </w:drawing>
+      </w:r>
+    </w:p>
+    <w:p>
+      <w:pPr>
+        <w:rPr>
+          <w:lang w:val="nb-NO"/>
+        </w:rPr>
+      </w:pPr>
+      <w:r>
+        <w:rPr>
+          <w:lang w:val="nb-NO"/>
+        </w:rPr>
+        <w:t>Her fyller man ut informasjon og da blir jobb utlysningen publisert på LINK</w:t>
+      </w:r>
+    </w:p>
+    <w:p>
+      <w:pPr>
+        <w:rPr>
+          <w:lang w:val="nb-NO"/>
+        </w:rPr>
+      </w:pPr>
+      <w:r>
+        <w:rPr>
+          <w:lang w:val="nb-NO"/>
+        </w:rPr>
+        <w:t xml:space="preserve">Og denne vises på vår nettside. Samtidig som studentene kan se dette i deres studentprofil. </w:t>
+      </w:r>
+    </w:p>
+    <w:p>
+      <w:pPr>
+        <w:rPr>
+          <w:lang w:val="nb-NO"/>
+        </w:rPr>
+      </w:pPr>
+    </w:p>
+    <w:p>
+      <w:pPr>
+        <w:rPr>
+          <w:lang w:val="nb-NO"/>
+        </w:rPr>
+      </w:pPr>
+      <w:r>
+        <w:rPr>
+          <w:lang w:val="nb-NO"/>
+        </w:rPr>
+        <w:br w:type="page"/>
+      </w:r>
+    </w:p>
+    <w:p>
+      <w:pPr>
+        <w:pStyle w:val="Heading1"/>
+        <w:rPr>
+          <w:lang w:val="nb-NO"/>
+        </w:rPr>
+      </w:pPr>
+      <w:r>
+        <w:rPr>
+          <w:lang w:val="nb-NO"/>
+        </w:rPr>
+        <w:lastRenderedPageBreak/>
+        <w:t>9</w:t>
+      </w:r>
+      <w:r>
+        <w:rPr>
+          <w:lang w:val="nb-NO"/>
+        </w:rPr>
+        <w:t xml:space="preserve">. </w:t>
+      </w:r>
+      <w:proofErr w:type="spellStart"/>
+      <w:r>
+        <w:rPr>
+          <w:lang w:val="nb-NO"/>
+        </w:rPr>
+        <w:t>Publish</w:t>
+      </w:r>
+      <w:proofErr w:type="spellEnd"/>
+      <w:r>
+        <w:rPr>
+          <w:lang w:val="nb-NO"/>
+        </w:rPr>
+        <w:t xml:space="preserve"> </w:t>
+      </w:r>
+      <w:proofErr w:type="spellStart"/>
+      <w:r>
+        <w:rPr>
+          <w:lang w:val="nb-NO"/>
+        </w:rPr>
+        <w:t>thesis</w:t>
+      </w:r>
+      <w:proofErr w:type="spellEnd"/>
+    </w:p>
+    <w:p>
+      <w:pPr>
+        <w:rPr>
+          <w:lang w:val="nb-NO"/>
+        </w:rPr>
+      </w:pPr>
+      <w:r>
+        <w:rPr>
+          <w:lang w:val="nb-NO"/>
+        </w:rPr>
+        <w:drawing>
+          <wp:inline distT="0" distB="0" distL="0" distR="0" wp14:anchorId="2C0E01A4" wp14:editId="77685B7F">
+            <wp:extent cx="6332220" cy="3213100"/>
+            <wp:effectExtent l="0" t="0" r="5080" b="0"/>
+            <wp:docPr id="1124852345" name="Picture 1"/>
+            <wp:cNvGraphicFramePr>
+              <a:graphicFrameLocks xmlns:a="http://schemas.openxmlformats.org/drawingml/2006/main" noChangeAspect="1"/>
+            </wp:cNvGraphicFramePr>
+            <a:graphic xmlns:a="http://schemas.openxmlformats.org/drawingml/2006/main">
+              <a:graphicData uri="http://schemas.openxmlformats.org/drawingml/2006/picture">
+                <pic:pic xmlns:pic="http://schemas.openxmlformats.org/drawingml/2006/picture">
+                  <pic:nvPicPr>
+                    <pic:cNvPr id="1124852345" name=""/>
+                    <pic:cNvPicPr/>
+                  </pic:nvPicPr>
+                  <pic:blipFill>
+                    <a:blip r:embed="rId18"/>
+                    <a:stretch>
+                      <a:fillRect/>
+                    </a:stretch>
+                  </pic:blipFill>
+                  <pic:spPr>
+                    <a:xfrm>
+                      <a:off x="0" y="0"/>
+                      <a:ext cx="6332220" cy="3213100"/>
+                    </a:xfrm>
+                    <a:prstGeom prst="rect">
+                      <a:avLst/>
+                    </a:prstGeom>
+                  </pic:spPr>
+                </pic:pic>
+              </a:graphicData>
+            </a:graphic>
+          </wp:inline>
+        </w:drawing>
+      </w:r>
+    </w:p>
+    <w:p>
+      <w:pPr>
+        <w:rPr>
+          <w:lang w:val="nb-NO"/>
+        </w:rPr>
+      </w:pPr>
+    </w:p>
+    <w:p>
+      <w:pPr>
+        <w:rPr>
+          <w:rFonts w:asciiTheme="majorHAnsi" w:eastAsiaTheme="majorEastAsia" w:hAnsiTheme="majorHAnsi" w:cstheme="majorBidi"/>
+          <w:b/>
+          <w:bCs/>
+          <w:color w:val="1B0B3A"/>
+          <w:sz w:val="44"/>
+          <w:szCs w:val="28"/>
+          <w:lang w:val="nb-NO"/>
+        </w:rPr>
+      </w:pPr>
+      <w:r>
+        <w:rPr>
+          <w:lang w:val="nb-NO"/>
+        </w:rPr>
+        <w:br w:type="page"/>
+      </w:r>
+    </w:p>
+    <w:p>
+      <w:pPr>
+        <w:pStyle w:val="Heading1"/>
+        <w:rPr>
+          <w:lang w:val="nb-NO"/>
+        </w:rPr>
+      </w:pPr>
+      <w:r>
+        <w:rPr>
+          <w:lang w:val="nb-NO"/>
+        </w:rPr>
+        <w:lastRenderedPageBreak/>
+        <w:t>10</w:t>
+      </w:r>
+      <w:r>
+        <w:rPr>
+          <w:lang w:val="nb-NO"/>
+        </w:rPr>
+        <w:t>. Ofte stilte spørsmål</w:t>
       </w:r>
     </w:p>
     <w:p>
